--- a/research/TRD-EHR/paper1-trd-prediction/parts/supplement/11-m10-neighbor-prediction.docx
+++ b/research/TRD-EHR/paper1-trd-prediction/parts/supplement/11-m10-neighbor-prediction.docx
@@ -1105,7 +1105,7 @@
         <w:pStyle w:val="BodyText"/>
       </w:pPr>
       <w:r>
-        <w:t xml:space="preserve">The primary analysis used plain cosine similarity with k = 50 and</w:t>
+        <w:t xml:space="preserve">A sweep evaluated every k from 1 to all 34,063 training patients for both metrics, under</w:t>
       </w:r>
       <w:r>
         <w:t xml:space="preserve"> </w:t>
@@ -1119,7 +1119,7 @@
         <w:t xml:space="preserve"> </w:t>
       </w:r>
       <w:r>
-        <w:t xml:space="preserve">= 5. A sweep evaluated every k from 1 to all 34,063 training patients for both metrics, under</w:t>
+        <w:t xml:space="preserve">= 1, 2, and 5. Nearest retrieval selected the k most similar training patients. Each metric was reported at its best k, the k with the highest test AUC, the smallest on a tie: 295 for importance-weighted and 757 for plain cosine similarity, under</w:t>
       </w:r>
       <w:r>
         <w:t xml:space="preserve"> </w:t>
@@ -1133,7 +1133,7 @@
         <w:t xml:space="preserve"> </w:t>
       </w:r>
       <w:r>
-        <w:t xml:space="preserve">= 1, 2, and 5. Nearest retrieval selected the k most similar training patients. Farthest retrieval, which selected the least similar, and random retrieval served as negative controls at k = 50. These analyses were restricted to embeddings; no mixed-data similarity metric was specified for FEATURE.</w:t>
+        <w:t xml:space="preserve">= 1. Random retrieval drew k training patients at random for each test patient and averaged their outcomes with equal weights. It was scored at every k, nested so that k + 1 neighbors extend the k already drawn, and repeated in 1,000 draws seeded from the study seed; its band at each k is the 2.5th to 97.5th percentile of the AUC across draws, and its best k is the highest mean across draws. Farthest retrieval, which selected the 50 least similar patients, served as a second negative control. It has no best k of its own: adding neighbors only moves it toward the all-patients value of the nearest arms. Every best k was selected on the test patients, so the values at it are optimistic. These analyses were restricted to embeddings; no mixed-data similarity metric was specified for FEATURE.</w:t>
       </w:r>
     </w:p>
     <w:bookmarkEnd w:id="20"/>

--- a/research/TRD-EHR/paper1-trd-prediction/parts/supplement/11-m10-neighbor-prediction.docx
+++ b/research/TRD-EHR/paper1-trd-prediction/parts/supplement/11-m10-neighbor-prediction.docx
@@ -2,7 +2,7 @@
 <file path=word/document.xml><?xml version="1.0" encoding="utf-8"?>
 <w:document xmlns:w="http://schemas.openxmlformats.org/wordprocessingml/2006/main" xmlns:m="http://schemas.openxmlformats.org/officeDocument/2006/math" xmlns:r="http://schemas.openxmlformats.org/officeDocument/2006/relationships" xmlns:o="urn:schemas-microsoft-com:office:office" xmlns:v="urn:schemas-microsoft-com:vml" xmlns:w10="urn:schemas-microsoft-com:office:word" xmlns:a="http://schemas.openxmlformats.org/drawingml/2006/main" xmlns:pic="http://schemas.openxmlformats.org/drawingml/2006/picture" xmlns:wp="http://schemas.openxmlformats.org/drawingml/2006/wordprocessingDrawing">
   <w:body>
-    <w:bookmarkStart w:id="20" w:name="m10-neighbor-prediction"/>
+    <w:bookmarkStart w:id="9" w:name="_698e41e0120928c434fa7fbbe21a131ece11f5c"/>
     <w:p>
       <w:pPr>
         <w:pStyle w:val="Heading1"/>
@@ -83,8 +83,8 @@
                 <m:naryPr>
                   <m:chr m:val="∑"/>
                   <m:limLoc m:val="undOvr"/>
-                  <m:subHide m:val="0"/>
-                  <m:supHide m:val="0"/>
+                  <m:subHide m:val="off"/>
+                  <m:supHide m:val="off"/>
                 </m:naryPr>
                 <m:sub>
                   <m:r>
@@ -141,8 +141,8 @@
                 <m:naryPr>
                   <m:chr m:val="∑"/>
                   <m:limLoc m:val="undOvr"/>
-                  <m:subHide m:val="0"/>
-                  <m:supHide m:val="0"/>
+                  <m:subHide m:val="off"/>
+                  <m:supHide m:val="off"/>
                 </m:naryPr>
                 <m:sub>
                   <m:r>
@@ -209,7 +209,6 @@
           </m:r>
           <m:r>
             <m:rPr>
-              <m:nor/>
               <m:sty m:val="p"/>
             </m:rPr>
             <m:t>max</m:t>
@@ -408,6 +407,7 @@
                   <m:d>
                     <m:dPr>
                       <m:begChr m:val="("/>
+                      <m:sepChr m:val=""/>
                       <m:endChr m:val=")"/>
                       <m:grow/>
                     </m:dPr>
@@ -416,8 +416,8 @@
                         <m:naryPr>
                           <m:chr m:val="∑"/>
                           <m:limLoc m:val="undOvr"/>
-                          <m:subHide m:val="0"/>
-                          <m:supHide m:val="0"/>
+                          <m:subHide m:val="off"/>
+                          <m:supHide m:val="off"/>
                         </m:naryPr>
                         <m:sub>
                           <m:r>
@@ -468,8 +468,8 @@
                 <m:naryPr>
                   <m:chr m:val="∑"/>
                   <m:limLoc m:val="undOvr"/>
-                  <m:subHide m:val="0"/>
-                  <m:supHide m:val="0"/>
+                  <m:subHide m:val="off"/>
+                  <m:supHide m:val="off"/>
                 </m:naryPr>
                 <m:sub>
                   <m:r>
@@ -548,7 +548,7 @@
         <w:pStyle w:val="BodyText"/>
       </w:pPr>
       <w:r>
-        <w:t xml:space="preserve">Two similarity metrics were compared. Plain cosine similarity used the raw embeddings. Importance-weighted cosine similarity standardized each dimension with the embedded logistic regression’s own scaler,</w:t>
+        <w:t xml:space="preserve">Two similarity metrics were compared. Plain cosine similarity used the raw embeddings. Logistic-regression-weighted cosine similarity standardized each dimension with the embedded logistic regression’s own scaler,</w:t>
       </w:r>
       <w:r>
         <w:t xml:space="preserve"> </w:t>
@@ -726,8 +726,8 @@
                 <m:naryPr>
                   <m:chr m:val="∑"/>
                   <m:limLoc m:val="undOvr"/>
-                  <m:subHide m:val="0"/>
-                  <m:supHide m:val="1"/>
+                  <m:subHide m:val="off"/>
+                  <m:supHide m:val="on"/>
                 </m:naryPr>
                 <m:sub>
                   <m:r>
@@ -818,7 +818,7 @@
             <m:den>
               <m:rad>
                 <m:radPr>
-                  <m:degHide m:val="1"/>
+                  <m:degHide m:val="on"/>
                 </m:radPr>
                 <m:deg/>
                 <m:e>
@@ -826,8 +826,8 @@
                     <m:naryPr>
                       <m:chr m:val="∑"/>
                       <m:limLoc m:val="undOvr"/>
-                      <m:subHide m:val="0"/>
-                      <m:supHide m:val="1"/>
+                      <m:subHide m:val="off"/>
+                      <m:supHide m:val="on"/>
                     </m:naryPr>
                     <m:sub>
                       <m:r>
@@ -900,7 +900,7 @@
               </m:r>
               <m:rad>
                 <m:radPr>
-                  <m:degHide m:val="1"/>
+                  <m:degHide m:val="on"/>
                 </m:radPr>
                 <m:deg/>
                 <m:e>
@@ -908,8 +908,8 @@
                     <m:naryPr>
                       <m:chr m:val="∑"/>
                       <m:limLoc m:val="undOvr"/>
-                      <m:subHide m:val="0"/>
-                      <m:supHide m:val="1"/>
+                      <m:subHide m:val="off"/>
+                      <m:supHide m:val="on"/>
                     </m:naryPr>
                     <m:sub>
                       <m:r>
@@ -986,7 +986,7 @@
             <m:t>,</m:t>
           </m:r>
           <m:r>
-            <m:t>  </m:t>
+            <m:t> </m:t>
           </m:r>
           <m:sSub>
             <m:e>
@@ -1041,8 +1041,8 @@
                 <m:naryPr>
                   <m:chr m:val="∑"/>
                   <m:limLoc m:val="undOvr"/>
-                  <m:subHide m:val="0"/>
-                  <m:supHide m:val="1"/>
+                  <m:subHide m:val="off"/>
+                  <m:supHide m:val="on"/>
                 </m:naryPr>
                 <m:sub>
                   <m:r>
@@ -1097,7 +1097,7 @@
         <w:pStyle w:val="FirstParagraph"/>
       </w:pPr>
       <w:r>
-        <w:t xml:space="preserve">The coefficients came from the model fitted on training patients, so no test outcome entered a risk score. The metric is supervised, whereas plain cosine similarity is not. Of 4,096 dimensions, 385 had non-zero coefficients, and the top 41 (1%) carried 31% of the absolute coefficient mass.</w:t>
+        <w:t xml:space="preserve">The coefficients came from the model fitted on training patients, so no test outcome entered a risk score. The metric is supervised, whereas plain cosine similarity is not. Of 4,096 dimensions, 385 had non-zero coefficients, and the top 41 (1%) carried 31% of the absolute coefficient mass. To compare encoders whose logistic regressions were fitted under different penalties, the dimensions each model used were counted as the fewest holding 90% of its absolute coefficient mass, because a non-zero count is the full width under an L2 penalty. These counts describe the fitted models and carry no sampling interval.</w:t>
       </w:r>
     </w:p>
     <w:p>
@@ -1105,7 +1105,7 @@
         <w:pStyle w:val="BodyText"/>
       </w:pPr>
       <w:r>
-        <w:t xml:space="preserve">A sweep evaluated every k from 1 to all 34,063 training patients for both metrics, under</w:t>
+        <w:t xml:space="preserve">Neighbors were chosen in 2 ways, nearest and random. Nearest retrieval selected the k most similar training patients. Random retrieval drew k training patients at random for each test patient and averaged their outcomes with equal weights. A sweep evaluated every k from 1 to all 34,063 training patients for both, nearest retrieval under both metrics and</w:t>
       </w:r>
       <w:r>
         <w:t xml:space="preserve"> </w:t>
@@ -1119,7 +1119,7 @@
         <w:t xml:space="preserve"> </w:t>
       </w:r>
       <w:r>
-        <w:t xml:space="preserve">= 1, 2, and 5. Nearest retrieval selected the k most similar training patients. Each metric was reported at its best k, the k with the highest test AUC, the smallest on a tie: 295 for importance-weighted and 757 for plain cosine similarity, under</w:t>
+        <w:t xml:space="preserve">= 1, 2, and 5. Random retrieval was nested so that k + 1 neighbors extend the k already drawn, and repeated in 1,000 draws seeded from the study seed; its band at each k is the 2.5th to 97.5th percentile of the AUC across draws. Each retrieval arm, the 2 nearest-neighbor metrics and random retrieval, therefore yields a curve over k, and no single k is the result. Where one value is needed, including ROC curves and confusion matrices, it is read at the arm’s best k: the k with the highest test AUC, the smallest on a tie, and for random retrieval the highest mean across draws. For the primary encoder, the best k was 295 for logistic-regression-weighted and 757 for plain cosine similarity under</w:t>
       </w:r>
       <w:r>
         <w:t xml:space="preserve"> </w:t>
@@ -1133,10 +1133,10 @@
         <w:t xml:space="preserve"> </w:t>
       </w:r>
       <w:r>
-        <w:t xml:space="preserve">= 1. Random retrieval drew k training patients at random for each test patient and averaged their outcomes with equal weights. It was scored at every k, nested so that k + 1 neighbors extend the k already drawn, and repeated in 1,000 draws seeded from the study seed; its band at each k is the 2.5th to 97.5th percentile of the AUC across draws, and its best k is the highest mean across draws. Farthest retrieval, which selected the 50 least similar patients, served as a second negative control. It has no best k of its own: adding neighbors only moves it toward the all-patients value of the nearest arms. Every best k was selected on the test patients, so the values at it are optimistic. These analyses were restricted to embeddings; no mixed-data similarity metric was specified for FEATURE.</w:t>
+        <w:t xml:space="preserve">= 1, and 32,720 for random retrieval. Every best k was selected on the test patients, so the values at it are optimistic. These analyses were restricted to embeddings; no mixed-data similarity metric was specified for FEATURE.</w:t>
       </w:r>
     </w:p>
-    <w:bookmarkEnd w:id="20"/>
+    <w:bookmarkEnd w:id="9"/>
     <w:sectPr>
       <w:pgSz w:h="15840" w:w="12240"/>
       <w:pgMar w:bottom="1440" w:footer="708" w:gutter="0" w:header="708" w:left="1800" w:right="1800" w:top="1440"/>
@@ -1348,14 +1348,14 @@
     </w:lvl>
   </w:abstractNum>
   <w:abstractNum w:abstractNumId="990">
-    <w:nsid w:val="2c1ae401"/>
+    <w:nsid w:val="0000A990"/>
     <w:multiLevelType w:val="multilevel"/>
     <w:lvl w:ilvl="0">
       <w:numFmt w:val="bullet"/>
       <w:lvlText w:val=" "/>
       <w:lvlJc w:val="left"/>
       <w:pPr>
-        <w:ind w:left="720" w:hanging="480"/>
+        <w:ind w:left="720" w:hanging="360"/>
       </w:pPr>
     </w:lvl>
     <w:lvl w:ilvl="1">
@@ -1363,7 +1363,7 @@
       <w:lvlText w:val=" "/>
       <w:lvlJc w:val="left"/>
       <w:pPr>
-        <w:ind w:left="1440" w:hanging="480"/>
+        <w:ind w:left="1440" w:hanging="360"/>
       </w:pPr>
     </w:lvl>
     <w:lvl w:ilvl="2">
@@ -1371,7 +1371,7 @@
       <w:lvlText w:val=" "/>
       <w:lvlJc w:val="left"/>
       <w:pPr>
-        <w:ind w:left="2160" w:hanging="480"/>
+        <w:ind w:left="2160" w:hanging="360"/>
       </w:pPr>
     </w:lvl>
     <w:lvl w:ilvl="3">
@@ -1379,7 +1379,7 @@
       <w:lvlText w:val=" "/>
       <w:lvlJc w:val="left"/>
       <w:pPr>
-        <w:ind w:left="2880" w:hanging="480"/>
+        <w:ind w:left="2880" w:hanging="360"/>
       </w:pPr>
     </w:lvl>
     <w:lvl w:ilvl="4">
@@ -1387,7 +1387,7 @@
       <w:lvlText w:val=" "/>
       <w:lvlJc w:val="left"/>
       <w:pPr>
-        <w:ind w:left="3600" w:hanging="480"/>
+        <w:ind w:left="3600" w:hanging="360"/>
       </w:pPr>
     </w:lvl>
     <w:lvl w:ilvl="5">
@@ -1395,7 +1395,7 @@
       <w:lvlText w:val=" "/>
       <w:lvlJc w:val="left"/>
       <w:pPr>
-        <w:ind w:left="4320" w:hanging="480"/>
+        <w:ind w:left="4320" w:hanging="360"/>
       </w:pPr>
     </w:lvl>
     <w:lvl w:ilvl="6">
@@ -1403,7 +1403,7 @@
       <w:lvlText w:val=" "/>
       <w:lvlJc w:val="left"/>
       <w:pPr>
-        <w:ind w:left="5040" w:hanging="480"/>
+        <w:ind w:left="5040" w:hanging="360"/>
       </w:pPr>
     </w:lvl>
     <w:lvl w:ilvl="7">
@@ -1411,7 +1411,7 @@
       <w:lvlText w:val=" "/>
       <w:lvlJc w:val="left"/>
       <w:pPr>
-        <w:ind w:left="5760" w:hanging="480"/>
+        <w:ind w:left="5760" w:hanging="360"/>
       </w:pPr>
     </w:lvl>
     <w:lvl w:ilvl="8">
@@ -1419,7 +1419,7 @@
       <w:lvlText w:val=" "/>
       <w:lvlJc w:val="left"/>
       <w:pPr>
-        <w:ind w:left="6480" w:hanging="480"/>
+        <w:ind w:left="6480" w:hanging="360"/>
       </w:pPr>
     </w:lvl>
   </w:abstractNum>
@@ -2170,8 +2170,8 @@
     <w:name w:val="KeywordTok"/>
     <w:basedOn w:val="VerbatimChar"/>
     <w:rPr>
+      <w:b/>
       <w:color w:val="007020"/>
-      <w:b/>
     </w:rPr>
   </w:style>
   <w:style w:type="character" w:customStyle="1" w:styleId="DataTypeTok">
@@ -2247,40 +2247,43 @@
   <w:style w:type="character" w:customStyle="1" w:styleId="ImportTok">
     <w:name w:val="ImportTok"/>
     <w:basedOn w:val="VerbatimChar"/>
-    <w:rPr/>
+    <w:rPr>
+      <w:b/>
+      <w:color w:val="008000"/>
+    </w:rPr>
   </w:style>
   <w:style w:type="character" w:customStyle="1" w:styleId="CommentTok">
     <w:name w:val="CommentTok"/>
     <w:basedOn w:val="VerbatimChar"/>
     <w:rPr>
+      <w:i/>
       <w:color w:val="60a0b0"/>
-      <w:i/>
     </w:rPr>
   </w:style>
   <w:style w:type="character" w:customStyle="1" w:styleId="DocumentationTok">
     <w:name w:val="DocumentationTok"/>
     <w:basedOn w:val="VerbatimChar"/>
     <w:rPr>
+      <w:i/>
       <w:color w:val="ba2121"/>
-      <w:i/>
     </w:rPr>
   </w:style>
   <w:style w:type="character" w:customStyle="1" w:styleId="AnnotationTok">
     <w:name w:val="AnnotationTok"/>
     <w:basedOn w:val="VerbatimChar"/>
     <w:rPr>
-      <w:color w:val="60a0b0"/>
       <w:b/>
       <w:i/>
+      <w:color w:val="60a0b0"/>
     </w:rPr>
   </w:style>
   <w:style w:type="character" w:customStyle="1" w:styleId="CommentVarTok">
     <w:name w:val="CommentVarTok"/>
     <w:basedOn w:val="VerbatimChar"/>
     <w:rPr>
-      <w:color w:val="60a0b0"/>
       <w:b/>
       <w:i/>
+      <w:color w:val="60a0b0"/>
     </w:rPr>
   </w:style>
   <w:style w:type="character" w:customStyle="1" w:styleId="OtherTok">
@@ -2308,8 +2311,8 @@
     <w:name w:val="ControlFlowTok"/>
     <w:basedOn w:val="VerbatimChar"/>
     <w:rPr>
+      <w:b/>
       <w:color w:val="007020"/>
-      <w:b/>
     </w:rPr>
   </w:style>
   <w:style w:type="character" w:customStyle="1" w:styleId="OperatorTok">
@@ -2322,7 +2325,9 @@
   <w:style w:type="character" w:customStyle="1" w:styleId="BuiltInTok">
     <w:name w:val="BuiltInTok"/>
     <w:basedOn w:val="VerbatimChar"/>
-    <w:rPr/>
+    <w:rPr>
+      <w:color w:val="008000"/>
+    </w:rPr>
   </w:style>
   <w:style w:type="character" w:customStyle="1" w:styleId="ExtensionTok">
     <w:name w:val="ExtensionTok"/>
@@ -2352,34 +2357,34 @@
     <w:name w:val="InformationTok"/>
     <w:basedOn w:val="VerbatimChar"/>
     <w:rPr>
-      <w:color w:val="60a0b0"/>
       <w:b/>
       <w:i/>
+      <w:color w:val="60a0b0"/>
     </w:rPr>
   </w:style>
   <w:style w:type="character" w:customStyle="1" w:styleId="WarningTok">
     <w:name w:val="WarningTok"/>
     <w:basedOn w:val="VerbatimChar"/>
     <w:rPr>
-      <w:color w:val="60a0b0"/>
       <w:b/>
       <w:i/>
+      <w:color w:val="60a0b0"/>
     </w:rPr>
   </w:style>
   <w:style w:type="character" w:customStyle="1" w:styleId="AlertTok">
     <w:name w:val="AlertTok"/>
     <w:basedOn w:val="VerbatimChar"/>
     <w:rPr>
+      <w:b/>
       <w:color w:val="ff0000"/>
-      <w:b/>
     </w:rPr>
   </w:style>
   <w:style w:type="character" w:customStyle="1" w:styleId="ErrorTok">
     <w:name w:val="ErrorTok"/>
     <w:basedOn w:val="VerbatimChar"/>
     <w:rPr>
+      <w:b/>
       <w:color w:val="ff0000"/>
-      <w:b/>
     </w:rPr>
   </w:style>
   <w:style w:type="character" w:customStyle="1" w:styleId="NormalTok">
